--- a/Bronnen/Bronnen Casus Transcriptomics.docx
+++ b/Bronnen/Bronnen Casus Transcriptomics.docx
@@ -3,94 +3,16 @@
 <w:document xmlns:wpc="http://schemas.microsoft.com/office/word/2010/wordprocessingCanvas" xmlns:cx="http://schemas.microsoft.com/office/drawing/2014/chartex" xmlns:cx1="http://schemas.microsoft.com/office/drawing/2015/9/8/chartex" xmlns:cx2="http://schemas.microsoft.com/office/drawing/2015/10/21/chartex" xmlns:cx3="http://schemas.microsoft.com/office/drawing/2016/5/9/chartex" xmlns:cx4="http://schemas.microsoft.com/office/drawing/2016/5/10/chartex" xmlns:cx5="http://schemas.microsoft.com/office/drawing/2016/5/11/chartex" xmlns:cx6="http://schemas.microsoft.com/office/drawing/2016/5/12/chartex" xmlns:cx7="http://schemas.microsoft.com/office/drawing/2016/5/13/chartex" xmlns:cx8="http://schemas.microsoft.com/office/drawing/2016/5/14/chartex" xmlns:mc="http://schemas.openxmlformats.org/markup-compatibility/2006" xmlns:aink="http://schemas.microsoft.com/office/drawing/2016/ink" xmlns:am3d="http://schemas.microsoft.com/office/drawing/2017/model3d" xmlns:o="urn:schemas-microsoft-com:office:office" xmlns:oel="http://schemas.microsoft.com/office/2019/extlst" xmlns:r="http://schemas.openxmlformats.org/officeDocument/2006/relationships" xmlns:m="http://schemas.openxmlformats.org/officeDocument/2006/math" xmlns:v="urn:schemas-microsoft-com:vml" xmlns:wp14="http://schemas.microsoft.com/office/word/2010/wordprocessingDrawing" xmlns:wp="http://schemas.openxmlformats.org/drawingml/2006/wordprocessingDrawing" xmlns:w10="urn:schemas-microsoft-com:office:word" xmlns:w="http://schemas.openxmlformats.org/wordprocessingml/2006/main" xmlns:w14="http://schemas.microsoft.com/office/word/2010/wordml" xmlns:w15="http://schemas.microsoft.com/office/word/2012/wordml" xmlns:w16cex="http://schemas.microsoft.com/office/word/2018/wordml/cex" xmlns:w16cid="http://schemas.microsoft.com/office/word/2016/wordml/cid" xmlns:w16="http://schemas.microsoft.com/office/word/2018/wordml" xmlns:w16du="http://schemas.microsoft.com/office/word/2023/wordml/word16du" xmlns:w16sdtdh="http://schemas.microsoft.com/office/word/2020/wordml/sdtdatahash" xmlns:w16sdtfl="http://schemas.microsoft.com/office/word/2024/wordml/sdtformatlock" xmlns:w16se="http://schemas.microsoft.com/office/word/2015/wordml/symex" xmlns:wpg="http://schemas.microsoft.com/office/word/2010/wordprocessingGroup" xmlns:wpi="http://schemas.microsoft.com/office/word/2010/wordprocessingInk" xmlns:wne="http://schemas.microsoft.com/office/word/2006/wordml" xmlns:wps="http://schemas.microsoft.com/office/word/2010/wordprocessingShape" mc:Ignorable="w14 w15 w16se w16cid w16 w16cex w16sdtdh w16sdtfl w16du wp14">
   <w:body>
     <w:p>
-      <w:proofErr w:type="spellStart"/>
-      <w:r>
-        <w:t>Almutairi</w:t>
-      </w:r>
-      <w:proofErr w:type="spellEnd"/>
-      <w:r>
-        <w:t xml:space="preserve">, K. B., </w:t>
-      </w:r>
-      <w:proofErr w:type="spellStart"/>
-      <w:r>
-        <w:t>Nossent</w:t>
-      </w:r>
-      <w:proofErr w:type="spellEnd"/>
-      <w:r>
-        <w:t xml:space="preserve">, J. C., </w:t>
-      </w:r>
-      <w:proofErr w:type="spellStart"/>
-      <w:r>
-        <w:t>Preen</w:t>
-      </w:r>
-      <w:proofErr w:type="spellEnd"/>
-      <w:r>
-        <w:t xml:space="preserve">, D. B., Keen, H. I., &amp; </w:t>
-      </w:r>
-      <w:proofErr w:type="spellStart"/>
-      <w:r>
-        <w:t>Inderjeeth</w:t>
-      </w:r>
-      <w:proofErr w:type="spellEnd"/>
-      <w:r>
-        <w:t xml:space="preserve">, C. A. (2020). The </w:t>
-      </w:r>
-      <w:proofErr w:type="spellStart"/>
-      <w:r>
-        <w:t>Prevalence</w:t>
-      </w:r>
-      <w:proofErr w:type="spellEnd"/>
-      <w:r>
-        <w:t xml:space="preserve"> of </w:t>
-      </w:r>
-      <w:proofErr w:type="spellStart"/>
-      <w:r>
-        <w:t>Rheumatoid</w:t>
-      </w:r>
-      <w:proofErr w:type="spellEnd"/>
-      <w:r>
-        <w:t xml:space="preserve"> </w:t>
-      </w:r>
-      <w:proofErr w:type="spellStart"/>
-      <w:r>
-        <w:t>Arthritis</w:t>
-      </w:r>
-      <w:proofErr w:type="spellEnd"/>
-      <w:r>
-        <w:t xml:space="preserve">: A </w:t>
-      </w:r>
-      <w:proofErr w:type="spellStart"/>
-      <w:r>
-        <w:t>Systematic</w:t>
-      </w:r>
-      <w:proofErr w:type="spellEnd"/>
-      <w:r>
-        <w:t xml:space="preserve"> Review of </w:t>
-      </w:r>
-      <w:proofErr w:type="spellStart"/>
-      <w:r>
-        <w:t>Population-based</w:t>
-      </w:r>
-      <w:proofErr w:type="spellEnd"/>
-      <w:r>
-        <w:t xml:space="preserve"> Studies. </w:t>
+      <w:r>
+        <w:t xml:space="preserve">Almutairi, K. B., Nossent, J. C., Preen, D. B., Keen, H. I., &amp; Inderjeeth, C. A. (2020). The Prevalence of Rheumatoid Arthritis: A Systematic Review of Population-based Studies. </w:t>
       </w:r>
       <w:r>
         <w:rPr>
           <w:i/>
           <w:iCs/>
         </w:rPr>
-        <w:t xml:space="preserve">The Journal Of </w:t>
-      </w:r>
-      <w:proofErr w:type="spellStart"/>
-      <w:r>
-        <w:rPr>
-          <w:i/>
-          <w:iCs/>
-        </w:rPr>
-        <w:t>Rheumatology</w:t>
-      </w:r>
-      <w:proofErr w:type="spellEnd"/>
+        <w:t>The Journal Of Rheumatology</w:t>
+      </w:r>
       <w:r>
         <w:t xml:space="preserve">, </w:t>
       </w:r>
@@ -106,86 +28,16 @@
       </w:r>
     </w:p>
     <w:p>
-      <w:proofErr w:type="spellStart"/>
-      <w:r>
-        <w:t>Romão</w:t>
-      </w:r>
-      <w:proofErr w:type="spellEnd"/>
-      <w:r>
-        <w:t xml:space="preserve">, V. C., &amp; </w:t>
-      </w:r>
-      <w:proofErr w:type="spellStart"/>
-      <w:r>
-        <w:t>Fonseca</w:t>
-      </w:r>
-      <w:proofErr w:type="spellEnd"/>
-      <w:r>
-        <w:t xml:space="preserve">, J. E. (2021). </w:t>
-      </w:r>
-      <w:proofErr w:type="spellStart"/>
-      <w:r>
-        <w:t>Etiology</w:t>
-      </w:r>
-      <w:proofErr w:type="spellEnd"/>
-      <w:r>
-        <w:t xml:space="preserve"> </w:t>
-      </w:r>
-      <w:proofErr w:type="spellStart"/>
-      <w:r>
-        <w:t>and</w:t>
-      </w:r>
-      <w:proofErr w:type="spellEnd"/>
-      <w:r>
-        <w:t xml:space="preserve"> Risk Factors </w:t>
-      </w:r>
-      <w:proofErr w:type="spellStart"/>
-      <w:r>
-        <w:t>for</w:t>
-      </w:r>
-      <w:proofErr w:type="spellEnd"/>
-      <w:r>
-        <w:t xml:space="preserve"> </w:t>
-      </w:r>
-      <w:proofErr w:type="spellStart"/>
-      <w:r>
-        <w:t>Rheumatoid</w:t>
-      </w:r>
-      <w:proofErr w:type="spellEnd"/>
-      <w:r>
-        <w:t xml:space="preserve"> </w:t>
-      </w:r>
-      <w:proofErr w:type="spellStart"/>
-      <w:r>
-        <w:t>Arthritis</w:t>
-      </w:r>
-      <w:proofErr w:type="spellEnd"/>
-      <w:r>
-        <w:t>: A State-of-</w:t>
-      </w:r>
-      <w:proofErr w:type="spellStart"/>
-      <w:r>
-        <w:t>the</w:t>
-      </w:r>
-      <w:proofErr w:type="spellEnd"/>
-      <w:r>
-        <w:t>-Art Review. </w:t>
+      <w:r>
+        <w:t>Romão, V. C., &amp; Fonseca, J. E. (2021). Etiology and Risk Factors for Rheumatoid Arthritis: A State-of-the-Art Review. </w:t>
       </w:r>
       <w:r>
         <w:rPr>
           <w:i/>
           <w:iCs/>
         </w:rPr>
-        <w:t xml:space="preserve">Frontiers in </w:t>
-      </w:r>
-      <w:proofErr w:type="spellStart"/>
-      <w:r>
-        <w:rPr>
-          <w:i/>
-          <w:iCs/>
-        </w:rPr>
-        <w:t>Medicine</w:t>
-      </w:r>
-      <w:proofErr w:type="spellEnd"/>
+        <w:t>Frontiers in Medicine</w:t>
+      </w:r>
       <w:r>
         <w:t>, </w:t>
       </w:r>
@@ -209,25 +61,8 @@
       </w:hyperlink>
     </w:p>
     <w:p>
-      <w:proofErr w:type="spellStart"/>
-      <w:r>
-        <w:t>Ciobanu</w:t>
-      </w:r>
-      <w:proofErr w:type="spellEnd"/>
-      <w:r>
-        <w:t xml:space="preserve">, D., </w:t>
-      </w:r>
-      <w:proofErr w:type="spellStart"/>
-      <w:r>
-        <w:t>Poenariu</w:t>
-      </w:r>
-      <w:proofErr w:type="spellEnd"/>
-      <w:r>
-        <w:t xml:space="preserve">, I., </w:t>
-      </w:r>
-      <w:proofErr w:type="spellStart"/>
-      <w:r>
-        <w:t>Cr</w:t>
+      <w:r>
+        <w:t>Ciobanu, D., Poenariu, I., Cr</w:t>
       </w:r>
       <w:r>
         <w:rPr>
@@ -236,197 +71,15 @@
         <w:t>�</w:t>
       </w:r>
       <w:r>
-        <w:t>Nguș</w:t>
-      </w:r>
-      <w:proofErr w:type="spellEnd"/>
-      <w:r>
-        <w:t xml:space="preserve">, L., </w:t>
-      </w:r>
-      <w:proofErr w:type="spellStart"/>
-      <w:r>
-        <w:t>Vreju</w:t>
-      </w:r>
-      <w:proofErr w:type="spellEnd"/>
-      <w:r>
-        <w:t xml:space="preserve">, F., </w:t>
-      </w:r>
-      <w:proofErr w:type="spellStart"/>
-      <w:r>
-        <w:t>Turcu-Stiolica</w:t>
-      </w:r>
-      <w:proofErr w:type="spellEnd"/>
-      <w:r>
-        <w:t xml:space="preserve">, A., Tica, A., </w:t>
-      </w:r>
-      <w:proofErr w:type="spellStart"/>
-      <w:r>
-        <w:t>Padureanu</w:t>
-      </w:r>
-      <w:proofErr w:type="spellEnd"/>
-      <w:r>
-        <w:t xml:space="preserve">, V., </w:t>
-      </w:r>
-      <w:proofErr w:type="spellStart"/>
-      <w:r>
-        <w:t>Dumitrascu</w:t>
-      </w:r>
-      <w:proofErr w:type="spellEnd"/>
-      <w:r>
-        <w:t xml:space="preserve">, R., </w:t>
-      </w:r>
-      <w:proofErr w:type="spellStart"/>
-      <w:r>
-        <w:t>Banicioiu-Covei</w:t>
-      </w:r>
-      <w:proofErr w:type="spellEnd"/>
-      <w:r>
-        <w:t xml:space="preserve">, S., </w:t>
-      </w:r>
-      <w:proofErr w:type="spellStart"/>
-      <w:r>
-        <w:t>Dinescu</w:t>
-      </w:r>
-      <w:proofErr w:type="spellEnd"/>
-      <w:r>
-        <w:t xml:space="preserve">, S., </w:t>
-      </w:r>
-      <w:proofErr w:type="spellStart"/>
-      <w:r>
-        <w:t>Boldeanu</w:t>
-      </w:r>
-      <w:proofErr w:type="spellEnd"/>
-      <w:r>
-        <w:t xml:space="preserve">, L., </w:t>
-      </w:r>
-      <w:proofErr w:type="spellStart"/>
-      <w:r>
-        <w:t>Siloși</w:t>
-      </w:r>
-      <w:proofErr w:type="spellEnd"/>
-      <w:r>
-        <w:t xml:space="preserve">, I., </w:t>
-      </w:r>
-      <w:proofErr w:type="spellStart"/>
-      <w:r>
-        <w:t>Ungureanu</w:t>
-      </w:r>
-      <w:proofErr w:type="spellEnd"/>
-      <w:r>
-        <w:t xml:space="preserve">, A., </w:t>
-      </w:r>
-      <w:proofErr w:type="spellStart"/>
-      <w:r>
-        <w:t>Boldeanu</w:t>
-      </w:r>
-      <w:proofErr w:type="spellEnd"/>
-      <w:r>
-        <w:t xml:space="preserve">, M., </w:t>
-      </w:r>
-      <w:proofErr w:type="spellStart"/>
-      <w:r>
-        <w:t>Osiac</w:t>
-      </w:r>
-      <w:proofErr w:type="spellEnd"/>
-      <w:r>
-        <w:t xml:space="preserve">, E., &amp; </w:t>
-      </w:r>
-      <w:proofErr w:type="spellStart"/>
-      <w:r>
-        <w:t>Barbulescu</w:t>
-      </w:r>
-      <w:proofErr w:type="spellEnd"/>
-      <w:r>
-        <w:t xml:space="preserve">, A. (2020). JAK/STAT </w:t>
-      </w:r>
-      <w:proofErr w:type="spellStart"/>
-      <w:r>
-        <w:t>pathway</w:t>
-      </w:r>
-      <w:proofErr w:type="spellEnd"/>
-      <w:r>
-        <w:t xml:space="preserve"> in </w:t>
-      </w:r>
-      <w:proofErr w:type="spellStart"/>
-      <w:r>
-        <w:t>pathology</w:t>
-      </w:r>
-      <w:proofErr w:type="spellEnd"/>
-      <w:r>
-        <w:t xml:space="preserve"> of </w:t>
-      </w:r>
-      <w:proofErr w:type="spellStart"/>
-      <w:r>
-        <w:t>rheumatoid</w:t>
-      </w:r>
-      <w:proofErr w:type="spellEnd"/>
-      <w:r>
-        <w:t xml:space="preserve"> </w:t>
-      </w:r>
-      <w:proofErr w:type="spellStart"/>
-      <w:r>
-        <w:t>arthritis</w:t>
-      </w:r>
-      <w:proofErr w:type="spellEnd"/>
-      <w:r>
-        <w:t xml:space="preserve"> (Review). </w:t>
-      </w:r>
-      <w:proofErr w:type="spellStart"/>
+        <w:t>Nguș, L., Vreju, F., Turcu-Stiolica, A., Tica, A., Padureanu, V., Dumitrascu, R., Banicioiu-Covei, S., Dinescu, S., Boldeanu, L., Siloși, I., Ungureanu, A., Boldeanu, M., Osiac, E., &amp; Barbulescu, A. (2020). JAK/STAT pathway in pathology of rheumatoid arthritis (Review). </w:t>
+      </w:r>
       <w:r>
         <w:rPr>
           <w:i/>
           <w:iCs/>
         </w:rPr>
-        <w:t>Experimental</w:t>
-      </w:r>
-      <w:proofErr w:type="spellEnd"/>
-      <w:r>
-        <w:rPr>
-          <w:i/>
-          <w:iCs/>
-        </w:rPr>
-        <w:t xml:space="preserve"> </w:t>
-      </w:r>
-      <w:proofErr w:type="spellStart"/>
-      <w:r>
-        <w:rPr>
-          <w:i/>
-          <w:iCs/>
-        </w:rPr>
-        <w:t>And</w:t>
-      </w:r>
-      <w:proofErr w:type="spellEnd"/>
-      <w:r>
-        <w:rPr>
-          <w:i/>
-          <w:iCs/>
-        </w:rPr>
-        <w:t xml:space="preserve"> </w:t>
-      </w:r>
-      <w:proofErr w:type="spellStart"/>
-      <w:r>
-        <w:rPr>
-          <w:i/>
-          <w:iCs/>
-        </w:rPr>
-        <w:t>Therapeutic</w:t>
-      </w:r>
-      <w:proofErr w:type="spellEnd"/>
-      <w:r>
-        <w:rPr>
-          <w:i/>
-          <w:iCs/>
-        </w:rPr>
-        <w:t xml:space="preserve"> </w:t>
-      </w:r>
-      <w:proofErr w:type="spellStart"/>
-      <w:r>
-        <w:rPr>
-          <w:i/>
-          <w:iCs/>
-        </w:rPr>
-        <w:t>Medicine</w:t>
-      </w:r>
-      <w:proofErr w:type="spellEnd"/>
+        <w:t>Experimental And Therapeutic Medicine</w:t>
+      </w:r>
       <w:r>
         <w:t>, </w:t>
       </w:r>
@@ -438,8 +91,121 @@
         <w:t>20</w:t>
       </w:r>
       <w:r>
-        <w:t>(4), 3498–3503. https://doi.org/10.3892/etm.2020.8982</w:t>
-      </w:r>
+        <w:t>(4), 3498–3503. </w:t>
+      </w:r>
+      <w:hyperlink r:id="rId5" w:history="1">
+        <w:r>
+          <w:rPr>
+            <w:rStyle w:val="Hyperlink"/>
+          </w:rPr>
+          <w:t>https://doi.org/10.3892/etm.2020.8982</w:t>
+        </w:r>
+      </w:hyperlink>
+    </w:p>
+    <w:p>
+      <w:r>
+        <w:t xml:space="preserve">Mauri, C., &amp; Ehrenstein, M. R. (2007). Cells of the synovium in rheumatoid arthritis. B cells. </w:t>
+      </w:r>
+      <w:r>
+        <w:rPr>
+          <w:i/>
+          <w:iCs/>
+        </w:rPr>
+        <w:t>Arthritis Research &amp; Therapy</w:t>
+      </w:r>
+      <w:r>
+        <w:t xml:space="preserve">, </w:t>
+      </w:r>
+      <w:r>
+        <w:rPr>
+          <w:i/>
+          <w:iCs/>
+        </w:rPr>
+        <w:t>9</w:t>
+      </w:r>
+      <w:r>
+        <w:t>(2), 205. https://doi.org/10.1186/ar2125</w:t>
+      </w:r>
+    </w:p>
+    <w:p>
+      <w:hyperlink r:id="rId6" w:history="1">
+        <w:r>
+          <w:rPr>
+            <w:rStyle w:val="Hyperlink"/>
+          </w:rPr>
+          <w:t>Cells of the synovium in rheumatoid arthritis. B cells - PMC</w:t>
+        </w:r>
+      </w:hyperlink>
+    </w:p>
+    <w:p>
+      <w:r>
+        <w:t xml:space="preserve">García, S., Liz, M., Gómez-Reino, J. J., &amp; Conde, C. (2010). Akt activity protects rheumatoid synovial fibroblasts from Fas-induced apoptosis by inhibition of Bid cleavage. </w:t>
+      </w:r>
+      <w:r>
+        <w:rPr>
+          <w:i/>
+          <w:iCs/>
+        </w:rPr>
+        <w:t>Arthritis Research &amp; Therapy</w:t>
+      </w:r>
+      <w:r>
+        <w:t xml:space="preserve">, </w:t>
+      </w:r>
+      <w:r>
+        <w:rPr>
+          <w:i/>
+          <w:iCs/>
+        </w:rPr>
+        <w:t>12</w:t>
+      </w:r>
+      <w:r>
+        <w:t>(1), R33. https://doi.org/10.1186/ar2941</w:t>
+      </w:r>
+    </w:p>
+    <w:p>
+      <w:hyperlink r:id="rId7" w:history="1">
+        <w:r>
+          <w:rPr>
+            <w:rStyle w:val="Hyperlink"/>
+          </w:rPr>
+          <w:t>Akt activity protects rheumatoid synovial fibroblasts from Fas-induced apoptosis by inhibition of Bid cleavage | Arthritis Research &amp; Therapy | Springer Nature Link</w:t>
+        </w:r>
+      </w:hyperlink>
+    </w:p>
+    <w:p>
+      <w:r>
+        <w:t xml:space="preserve">Ding, Q., Hu, W., Wang, R., Yang, Q., Zhu, M., Li, M., Cai, J., Rose, P., Mao, J., &amp; Zhu, Y. Z. (2023). Signaling pathways in rheumatoid arthritis: implications for targeted therapy. </w:t>
+      </w:r>
+      <w:r>
+        <w:rPr>
+          <w:i/>
+          <w:iCs/>
+        </w:rPr>
+        <w:t>Signal Transduction And Targeted Therapy</w:t>
+      </w:r>
+      <w:r>
+        <w:t xml:space="preserve">, </w:t>
+      </w:r>
+      <w:r>
+        <w:rPr>
+          <w:i/>
+          <w:iCs/>
+        </w:rPr>
+        <w:t>8</w:t>
+      </w:r>
+      <w:r>
+        <w:t>(1), 68. https://doi.org/10.1038/s41392-023-01331-9</w:t>
+      </w:r>
+    </w:p>
+    <w:p>
+      <w:hyperlink r:id="rId8" w:history="1">
+        <w:r>
+          <w:rPr>
+            <w:rStyle w:val="Hyperlink"/>
+          </w:rPr>
+          <w:t>Signaling pathways in rheumatoid arthritis: implications for targeted therapy | Signal Transduction and Targeted Therapy</w:t>
+        </w:r>
+      </w:hyperlink>
     </w:p>
     <w:sectPr>
       <w:pgSz w:w="11906" w:h="16838"/>
